--- a/Docs/Risks/Risk_Register.docx
+++ b/Docs/Risks/Risk_Register.docx
@@ -11,7 +11,6 @@
           <w:docPartUnique/>
         </w:docPartObj>
       </w:sdtPr>
-      <w:sdtEndPr/>
       <w:sdtContent>
         <w:p/>
         <w:p>
@@ -95,7 +94,6 @@
                                     <w:dataBinding w:prefixMappings="xmlns:ns0='http://purl.org/dc/elements/1.1/' xmlns:ns1='http://schemas.openxmlformats.org/package/2006/metadata/core-properties' " w:xpath="/ns1:coreProperties[1]/ns0:title[1]" w:storeItemID="{6C3C8BC8-F283-45AE-878A-BAB7291924A1}"/>
                                     <w:text/>
                                   </w:sdtPr>
-                                  <w:sdtEndPr/>
                                   <w:sdtContent>
                                     <w:r>
                                       <w:rPr>
@@ -122,7 +120,6 @@
                                   <w:dataBinding w:prefixMappings="xmlns:ns0='http://purl.org/dc/elements/1.1/' xmlns:ns1='http://schemas.openxmlformats.org/package/2006/metadata/core-properties' " w:xpath="/ns1:coreProperties[1]/ns0:subject[1]" w:storeItemID="{6C3C8BC8-F283-45AE-878A-BAB7291924A1}"/>
                                   <w:text/>
                                 </w:sdtPr>
-                                <w:sdtEndPr/>
                                 <w:sdtContent>
                                   <w:p>
                                     <w:pPr>
@@ -161,7 +158,6 @@
                                   <w:dataBinding w:prefixMappings="xmlns:ns0='http://purl.org/dc/elements/1.1/' xmlns:ns1='http://schemas.openxmlformats.org/package/2006/metadata/core-properties' " w:xpath="/ns1:coreProperties[1]/ns0:creator[1]" w:storeItemID="{6C3C8BC8-F283-45AE-878A-BAB7291924A1}"/>
                                   <w:text/>
                                 </w:sdtPr>
-                                <w:sdtEndPr/>
                                 <w:sdtContent>
                                   <w:p>
                                     <w:pPr>
@@ -238,7 +234,6 @@
                               <w:dataBinding w:prefixMappings="xmlns:ns0='http://purl.org/dc/elements/1.1/' xmlns:ns1='http://schemas.openxmlformats.org/package/2006/metadata/core-properties' " w:xpath="/ns1:coreProperties[1]/ns0:title[1]" w:storeItemID="{6C3C8BC8-F283-45AE-878A-BAB7291924A1}"/>
                               <w:text/>
                             </w:sdtPr>
-                            <w:sdtEndPr/>
                             <w:sdtContent>
                               <w:r>
                                 <w:rPr>
@@ -265,7 +260,6 @@
                             <w:dataBinding w:prefixMappings="xmlns:ns0='http://purl.org/dc/elements/1.1/' xmlns:ns1='http://schemas.openxmlformats.org/package/2006/metadata/core-properties' " w:xpath="/ns1:coreProperties[1]/ns0:subject[1]" w:storeItemID="{6C3C8BC8-F283-45AE-878A-BAB7291924A1}"/>
                             <w:text/>
                           </w:sdtPr>
-                          <w:sdtEndPr/>
                           <w:sdtContent>
                             <w:p>
                               <w:pPr>
@@ -304,7 +298,6 @@
                             <w:dataBinding w:prefixMappings="xmlns:ns0='http://purl.org/dc/elements/1.1/' xmlns:ns1='http://schemas.openxmlformats.org/package/2006/metadata/core-properties' " w:xpath="/ns1:coreProperties[1]/ns0:creator[1]" w:storeItemID="{6C3C8BC8-F283-45AE-878A-BAB7291924A1}"/>
                             <w:text/>
                           </w:sdtPr>
-                          <w:sdtEndPr/>
                           <w:sdtContent>
                             <w:p>
                               <w:pPr>
@@ -422,7 +415,6 @@
                                     <w:calendar w:val="gregorian"/>
                                   </w:date>
                                 </w:sdtPr>
-                                <w:sdtEndPr/>
                                 <w:sdtContent>
                                   <w:p>
                                     <w:pPr>
@@ -489,7 +481,6 @@
                               <w:calendar w:val="gregorian"/>
                             </w:date>
                           </w:sdtPr>
-                          <w:sdtEndPr/>
                           <w:sdtContent>
                             <w:p>
                               <w:pPr>
@@ -1167,10 +1158,8 @@
         <w:t>Risks</w:t>
       </w:r>
       <w:bookmarkEnd w:id="0"/>
-      <w:r>
-        <w:t>s</w:t>
-      </w:r>
     </w:p>
+    <w:p/>
     <w:tbl>
       <w:tblPr>
         <w:tblStyle w:val="TableGrid"/>
@@ -1414,7 +1403,6 @@
                   <w14:uncheckedState w14:val="2610" w14:font="MS Gothic"/>
                 </w14:checkbox>
               </w:sdtPr>
-              <w:sdtEndPr/>
               <w:sdtContent>
                 <w:r>
                   <w:rPr>
@@ -1438,7 +1426,6 @@
                   <w14:uncheckedState w14:val="2610" w14:font="MS Gothic"/>
                 </w14:checkbox>
               </w:sdtPr>
-              <w:sdtEndPr/>
               <w:sdtContent>
                 <w:r>
                   <w:rPr>
@@ -1462,7 +1449,6 @@
                   <w14:uncheckedState w14:val="2610" w14:font="MS Gothic"/>
                 </w14:checkbox>
               </w:sdtPr>
-              <w:sdtEndPr/>
               <w:sdtContent>
                 <w:r>
                   <w:rPr>
@@ -1590,7 +1576,6 @@
                   <w14:uncheckedState w14:val="2610" w14:font="MS Gothic"/>
                 </w14:checkbox>
               </w:sdtPr>
-              <w:sdtEndPr/>
               <w:sdtContent>
                 <w:r>
                   <w:rPr>
@@ -1614,7 +1599,6 @@
                   <w14:uncheckedState w14:val="2610" w14:font="MS Gothic"/>
                 </w14:checkbox>
               </w:sdtPr>
-              <w:sdtEndPr/>
               <w:sdtContent>
                 <w:r>
                   <w:rPr>
@@ -1638,7 +1622,6 @@
                   <w14:uncheckedState w14:val="2610" w14:font="MS Gothic"/>
                 </w14:checkbox>
               </w:sdtPr>
-              <w:sdtEndPr/>
               <w:sdtContent>
                 <w:r>
                   <w:rPr>
@@ -1708,14 +1691,14 @@
               <w:rPr>
                 <w:lang w:eastAsia="en-ZA"/>
               </w:rPr>
-              <w:t xml:space="preserve"> Attempting to build overly complex custom features </w:t>
+              <w:t xml:space="preserve"> Attempting to build </w:t>
             </w:r>
             <w:r>
               <w:rPr>
                 <w:lang w:eastAsia="en-ZA"/>
               </w:rPr>
               <w:lastRenderedPageBreak/>
-              <w:t>beyond the minimum</w:t>
+              <w:t>overly complex custom features beyond the minimum</w:t>
             </w:r>
             <w:r>
               <w:rPr>
@@ -1769,11 +1752,11 @@
           </w:tcPr>
           <w:p>
             <w:r>
-              <w:t xml:space="preserve">Strictly baseline core requirements in M1 and enforce formal Change Request &amp; Impact </w:t>
+              <w:t xml:space="preserve">Strictly baseline core requirements in M1 and </w:t>
             </w:r>
             <w:r>
               <w:lastRenderedPageBreak/>
-              <w:t>Analysis procedures for any requested scope additions.</w:t>
+              <w:t>enforce formal Change Request &amp; Impact Analysis procedures for any requested scope additions.</w:t>
             </w:r>
           </w:p>
         </w:tc>
@@ -1802,7 +1785,6 @@
                   <w14:uncheckedState w14:val="2610" w14:font="MS Gothic"/>
                 </w14:checkbox>
               </w:sdtPr>
-              <w:sdtEndPr/>
               <w:sdtContent>
                 <w:r>
                   <w:rPr>
@@ -1826,7 +1808,6 @@
                   <w14:uncheckedState w14:val="2610" w14:font="MS Gothic"/>
                 </w14:checkbox>
               </w:sdtPr>
-              <w:sdtEndPr/>
               <w:sdtContent>
                 <w:r>
                   <w:rPr>
@@ -1851,7 +1832,6 @@
                   <w14:uncheckedState w14:val="2610" w14:font="MS Gothic"/>
                 </w14:checkbox>
               </w:sdtPr>
-              <w:sdtEndPr/>
               <w:sdtContent>
                 <w:r>
                   <w:rPr>
@@ -1995,7 +1975,6 @@
                   <w14:uncheckedState w14:val="2610" w14:font="MS Gothic"/>
                 </w14:checkbox>
               </w:sdtPr>
-              <w:sdtEndPr/>
               <w:sdtContent>
                 <w:r>
                   <w:rPr>
@@ -2019,7 +1998,6 @@
                   <w14:uncheckedState w14:val="2610" w14:font="MS Gothic"/>
                 </w14:checkbox>
               </w:sdtPr>
-              <w:sdtEndPr/>
               <w:sdtContent>
                 <w:r>
                   <w:rPr>
@@ -2043,7 +2021,6 @@
                   <w14:uncheckedState w14:val="2610" w14:font="MS Gothic"/>
                 </w14:checkbox>
               </w:sdtPr>
-              <w:sdtEndPr/>
               <w:sdtContent>
                 <w:r>
                   <w:rPr>
@@ -2156,8 +2133,17 @@
                 <w:rStyle w:val="HTMLCode"/>
                 <w:rFonts w:eastAsiaTheme="minorHAnsi"/>
               </w:rPr>
-              <w:t>.gitignore</w:t>
-            </w:r>
+              <w:t>.</w:t>
+            </w:r>
+            <w:proofErr w:type="spellStart"/>
+            <w:r>
+              <w:rPr>
+                <w:rStyle w:val="HTMLCode"/>
+                <w:rFonts w:eastAsiaTheme="minorHAnsi"/>
+              </w:rPr>
+              <w:t>gitignore</w:t>
+            </w:r>
+            <w:proofErr w:type="spellEnd"/>
             <w:r>
               <w:t xml:space="preserve"> from day one, use environment variables</w:t>
             </w:r>
@@ -2193,7 +2179,6 @@
                   <w14:uncheckedState w14:val="2610" w14:font="MS Gothic"/>
                 </w14:checkbox>
               </w:sdtPr>
-              <w:sdtEndPr/>
               <w:sdtContent>
                 <w:r>
                   <w:rPr>
@@ -2217,7 +2202,6 @@
                   <w14:uncheckedState w14:val="2610" w14:font="MS Gothic"/>
                 </w14:checkbox>
               </w:sdtPr>
-              <w:sdtEndPr/>
               <w:sdtContent>
                 <w:r>
                   <w:rPr>
@@ -2241,7 +2225,6 @@
                   <w14:uncheckedState w14:val="2610" w14:font="MS Gothic"/>
                 </w14:checkbox>
               </w:sdtPr>
-              <w:sdtEndPr/>
               <w:sdtContent>
                 <w:r>
                   <w:rPr>
@@ -2283,6 +2266,7 @@
             </w:pPr>
             <w:bookmarkStart w:id="6" w:name="_Toc239800800"/>
             <w:r>
+              <w:lastRenderedPageBreak/>
               <w:t>RSK-006</w:t>
             </w:r>
             <w:bookmarkEnd w:id="6"/>
@@ -2307,11 +2291,7 @@
               <w:t>Inconsistent Environment:</w:t>
             </w:r>
             <w:r>
-              <w:t xml:space="preserve"> Code runs correctly on a </w:t>
-            </w:r>
-            <w:r>
-              <w:lastRenderedPageBreak/>
-              <w:t>developer's local machine but fails in Staging or Production environments due to configuration drift.</w:t>
+              <w:t xml:space="preserve"> Code runs correctly on a developer's local machine but fails in Staging or Production environments due to configuration drift.</w:t>
             </w:r>
           </w:p>
         </w:tc>
@@ -2321,7 +2301,6 @@
           </w:tcPr>
           <w:p>
             <w:r>
-              <w:lastRenderedPageBreak/>
               <w:t>Medium</w:t>
             </w:r>
           </w:p>
@@ -2352,11 +2331,7 @@
           </w:tcPr>
           <w:p>
             <w:r>
-              <w:t xml:space="preserve">Containerise application dependencies using </w:t>
-            </w:r>
-            <w:r>
-              <w:lastRenderedPageBreak/>
-              <w:t>Docker or maintain strict environment configuration files early in M2/M3.</w:t>
+              <w:t>Containerise application dependencies using Docker or maintain strict environment configuration files early in M2/M3.</w:t>
             </w:r>
           </w:p>
         </w:tc>
@@ -2366,7 +2341,6 @@
           </w:tcPr>
           <w:p>
             <w:r>
-              <w:lastRenderedPageBreak/>
               <w:t>All team members</w:t>
             </w:r>
           </w:p>
@@ -2385,7 +2359,6 @@
                   <w14:uncheckedState w14:val="2610" w14:font="MS Gothic"/>
                 </w14:checkbox>
               </w:sdtPr>
-              <w:sdtEndPr/>
               <w:sdtContent>
                 <w:r>
                   <w:rPr>
@@ -2409,7 +2382,6 @@
                   <w14:uncheckedState w14:val="2610" w14:font="MS Gothic"/>
                 </w14:checkbox>
               </w:sdtPr>
-              <w:sdtEndPr/>
               <w:sdtContent>
                 <w:r>
                   <w:rPr>
@@ -2433,7 +2405,6 @@
                   <w14:uncheckedState w14:val="2610" w14:font="MS Gothic"/>
                 </w14:checkbox>
               </w:sdtPr>
-              <w:sdtEndPr/>
               <w:sdtContent>
                 <w:r>
                   <w:rPr>
@@ -2485,7 +2456,6 @@
           <w:docPartUnique/>
         </w:docPartObj>
       </w:sdtPr>
-      <w:sdtEndPr/>
       <w:sdtContent>
         <w:p>
           <w:pPr>
@@ -2501,7 +2471,6 @@
             <w:id w:val="-573587230"/>
             <w:bibliography/>
           </w:sdtPr>
-          <w:sdtEndPr/>
           <w:sdtContent>
             <w:p>
               <w:r>
